--- a/Unsorted/Пушкин/до войны/1. Пушкин до войны.docx
+++ b/Unsorted/Пушкин/до войны/1. Пушкин до войны.docx
@@ -1,6 +1,6 @@
 
 <file path=word/document.xml><?xml version="1.0" encoding="utf-8"?>
-<w:document xmlns:wpc="http://schemas.microsoft.com/office/word/2010/wordprocessingCanvas" xmlns:cx="http://schemas.microsoft.com/office/drawing/2014/chartex" xmlns:mc="http://schemas.openxmlformats.org/markup-compatibility/2006" xmlns:o="urn:schemas-microsoft-com:office:office" xmlns:r="http://schemas.openxmlformats.org/officeDocument/2006/relationships" xmlns:m="http://schemas.openxmlformats.org/officeDocument/2006/math" xmlns:v="urn:schemas-microsoft-com:vml" xmlns:wp14="http://schemas.microsoft.com/office/word/2010/wordprocessingDrawing" xmlns:wp="http://schemas.openxmlformats.org/drawingml/2006/wordprocessingDrawing" xmlns:w10="urn:schemas-microsoft-com:office:word" xmlns:w="http://schemas.openxmlformats.org/wordprocessingml/2006/main" xmlns:w14="http://schemas.microsoft.com/office/word/2010/wordml" xmlns:w15="http://schemas.microsoft.com/office/word/2012/wordml" xmlns:w16se="http://schemas.microsoft.com/office/word/2015/wordml/symex" xmlns:wpg="http://schemas.microsoft.com/office/word/2010/wordprocessingGroup" xmlns:wpi="http://schemas.microsoft.com/office/word/2010/wordprocessingInk" xmlns:wne="http://schemas.microsoft.com/office/word/2006/wordml" xmlns:wps="http://schemas.microsoft.com/office/word/2010/wordprocessingShape" mc:Ignorable="w14 w15 w16se wp14">
+<w:document xmlns:wpc="http://schemas.microsoft.com/office/word/2010/wordprocessingCanvas" xmlns:cx="http://schemas.microsoft.com/office/drawing/2014/chartex" xmlns:cx1="http://schemas.microsoft.com/office/drawing/2015/9/8/chartex" xmlns:mc="http://schemas.openxmlformats.org/markup-compatibility/2006" xmlns:o="urn:schemas-microsoft-com:office:office" xmlns:r="http://schemas.openxmlformats.org/officeDocument/2006/relationships" xmlns:m="http://schemas.openxmlformats.org/officeDocument/2006/math" xmlns:v="urn:schemas-microsoft-com:vml" xmlns:wp14="http://schemas.microsoft.com/office/word/2010/wordprocessingDrawing" xmlns:wp="http://schemas.openxmlformats.org/drawingml/2006/wordprocessingDrawing" xmlns:w10="urn:schemas-microsoft-com:office:word" xmlns:w="http://schemas.openxmlformats.org/wordprocessingml/2006/main" xmlns:w14="http://schemas.microsoft.com/office/word/2010/wordml" xmlns:w15="http://schemas.microsoft.com/office/word/2012/wordml" xmlns:w16se="http://schemas.microsoft.com/office/word/2015/wordml/symex" xmlns:wpg="http://schemas.microsoft.com/office/word/2010/wordprocessingGroup" xmlns:wpi="http://schemas.microsoft.com/office/word/2010/wordprocessingInk" xmlns:wne="http://schemas.microsoft.com/office/word/2006/wordml" xmlns:wps="http://schemas.microsoft.com/office/word/2010/wordprocessingShape" mc:Ignorable="w14 w15 w16se wp14">
   <w:body>
     <w:p>
       <w:pPr>
@@ -21,7 +21,25 @@
           <w:sz w:val="24"/>
           <w:szCs w:val="24"/>
         </w:rPr>
-        <w:t>ПУШКИН ДО ВОЙНЫ: Императорская резиденция гармонии и блист</w:t>
+        <w:t>Пушкин до войны</w:t>
+      </w:r>
+      <w:r>
+        <w:rPr>
+          <w:rFonts w:ascii="Times New Roman" w:hAnsi="Times New Roman" w:cs="Times New Roman"/>
+          <w:b/>
+          <w:sz w:val="24"/>
+          <w:szCs w:val="24"/>
+        </w:rPr>
+        <w:t>.</w:t>
+      </w:r>
+      <w:r>
+        <w:rPr>
+          <w:rFonts w:ascii="Times New Roman" w:hAnsi="Times New Roman" w:cs="Times New Roman"/>
+          <w:b/>
+          <w:sz w:val="24"/>
+          <w:szCs w:val="24"/>
+        </w:rPr>
+        <w:t xml:space="preserve"> Императорская резиденция гармонии и блист</w:t>
       </w:r>
       <w:r>
         <w:rPr>
@@ -71,49 +89,39 @@
           <w:sz w:val="24"/>
           <w:szCs w:val="24"/>
         </w:rPr>
-        <w:t>Заложенное в начале XVIII века как загородная резиденция русских монархов, Царское Село — будущий Пушкин — к началу XX века превратилось в одну из самых изысканных и художественно совершенных императорских усадеб Европы, где барочно-классицистическая архитектура, парадные интерьеры, придворные коллекции, парковая поэзия и просветительская традиция образовывали целостный культурный космос. Свою историю ансамбль вел от скромного Загородного дома Екатерины I (упоминания 1710–1712 г</w:t>
-      </w:r>
-      <w:r>
-        <w:rPr>
-          <w:rFonts w:ascii="Times New Roman" w:hAnsi="Times New Roman" w:cs="Times New Roman"/>
-          <w:sz w:val="24"/>
-          <w:szCs w:val="24"/>
-        </w:rPr>
-        <w:t>одов</w:t>
-      </w:r>
-      <w:r>
-        <w:rPr>
-          <w:rFonts w:ascii="Times New Roman" w:hAnsi="Times New Roman" w:cs="Times New Roman"/>
-          <w:sz w:val="24"/>
-          <w:szCs w:val="24"/>
-        </w:rPr>
-        <w:t xml:space="preserve">), но уже при Елизавете Петровне архитектор </w:t>
-      </w:r>
-      <w:proofErr w:type="spellStart"/>
-      <w:r>
-        <w:rPr>
-          <w:rFonts w:ascii="Times New Roman" w:hAnsi="Times New Roman" w:cs="Times New Roman"/>
-          <w:sz w:val="24"/>
-          <w:szCs w:val="24"/>
-        </w:rPr>
-        <w:t>Бартоломео</w:t>
-      </w:r>
-      <w:proofErr w:type="spellEnd"/>
-      <w:r>
-        <w:rPr>
-          <w:rFonts w:ascii="Times New Roman" w:hAnsi="Times New Roman" w:cs="Times New Roman"/>
-          <w:sz w:val="24"/>
-          <w:szCs w:val="24"/>
-        </w:rPr>
-        <w:t xml:space="preserve"> Растрелли создал величественный Екатерининский дворец, сиявший золочеными фасадами, ритмическими ризалитами и протяжённой парадной линией, запечатленной на довоенной фотографии фасада со стороны Парадного пл</w:t>
-      </w:r>
-      <w:r>
-        <w:rPr>
-          <w:rFonts w:ascii="Times New Roman" w:hAnsi="Times New Roman" w:cs="Times New Roman"/>
-          <w:sz w:val="24"/>
-          <w:szCs w:val="24"/>
-        </w:rPr>
-        <w:t>аца.</w:t>
+        <w:t>Заложенное в начале XVIII века как загородная резиденция р</w:t>
+      </w:r>
+      <w:r>
+        <w:rPr>
+          <w:rFonts w:ascii="Times New Roman" w:hAnsi="Times New Roman" w:cs="Times New Roman"/>
+          <w:sz w:val="24"/>
+          <w:szCs w:val="24"/>
+        </w:rPr>
+        <w:t xml:space="preserve">усских монархов, Царское Село, будущий Пушкин, </w:t>
+      </w:r>
+      <w:r>
+        <w:rPr>
+          <w:rFonts w:ascii="Times New Roman" w:hAnsi="Times New Roman" w:cs="Times New Roman"/>
+          <w:sz w:val="24"/>
+          <w:szCs w:val="24"/>
+        </w:rPr>
+        <w:t>к началу XX века превратилось в одну из самых изысканных и художественно совершен</w:t>
+      </w:r>
+      <w:r>
+        <w:rPr>
+          <w:rFonts w:ascii="Times New Roman" w:hAnsi="Times New Roman" w:cs="Times New Roman"/>
+          <w:sz w:val="24"/>
+          <w:szCs w:val="24"/>
+        </w:rPr>
+        <w:t>ных императорских усадеб Европы.</w:t>
+      </w:r>
+      <w:r>
+        <w:rPr>
+          <w:rFonts w:ascii="Times New Roman" w:hAnsi="Times New Roman" w:cs="Times New Roman"/>
+          <w:sz w:val="24"/>
+          <w:szCs w:val="24"/>
+        </w:rPr>
+        <w:t xml:space="preserve"> </w:t>
       </w:r>
     </w:p>
     <w:p>
@@ -133,41 +141,71 @@
           <w:sz w:val="24"/>
           <w:szCs w:val="24"/>
         </w:rPr>
-        <w:t>Композиционным центром парадной репре</w:t>
-      </w:r>
-      <w:r>
-        <w:rPr>
-          <w:rFonts w:ascii="Times New Roman" w:hAnsi="Times New Roman" w:cs="Times New Roman"/>
-          <w:sz w:val="24"/>
-          <w:szCs w:val="24"/>
-        </w:rPr>
-        <w:t>зентации стала Золотая анфилада</w:t>
-      </w:r>
-      <w:r>
-        <w:rPr>
-          <w:rFonts w:ascii="Times New Roman" w:hAnsi="Times New Roman" w:cs="Times New Roman"/>
-          <w:sz w:val="24"/>
-          <w:szCs w:val="24"/>
-        </w:rPr>
-        <w:t xml:space="preserve"> — блестящая вереница залов, где свет множился в зеркалах, отражался в золочёных резных орнаментах и наполнял пространство торжественной живописностью. Сердцем анфилады являлся Большой зал, известный также как Танцевальный, — гигантское пространство света, золота и ритма, где проходили придворные приемы, балы и празднества. Рядом располагались Первая </w:t>
-      </w:r>
-      <w:proofErr w:type="spellStart"/>
-      <w:r>
-        <w:rPr>
-          <w:rFonts w:ascii="Times New Roman" w:hAnsi="Times New Roman" w:cs="Times New Roman"/>
-          <w:sz w:val="24"/>
-          <w:szCs w:val="24"/>
-        </w:rPr>
-        <w:t>антикамера</w:t>
-      </w:r>
-      <w:proofErr w:type="spellEnd"/>
-      <w:r>
-        <w:rPr>
-          <w:rFonts w:ascii="Times New Roman" w:hAnsi="Times New Roman" w:cs="Times New Roman"/>
-          <w:sz w:val="24"/>
-          <w:szCs w:val="24"/>
-        </w:rPr>
-        <w:t>, Парадная лестница и дворцовая церковь, поражавшие блеском барочного декора, бело-золотыми пластическими формами и ц</w:t>
+        <w:t>Свою историю ансамбль вел от скромного Загородного дома Екатерины I (упоминания 1710–1712 г</w:t>
+      </w:r>
+      <w:r>
+        <w:rPr>
+          <w:rFonts w:ascii="Times New Roman" w:hAnsi="Times New Roman" w:cs="Times New Roman"/>
+          <w:sz w:val="24"/>
+          <w:szCs w:val="24"/>
+        </w:rPr>
+        <w:t>одов</w:t>
+      </w:r>
+      <w:r>
+        <w:rPr>
+          <w:rFonts w:ascii="Times New Roman" w:hAnsi="Times New Roman" w:cs="Times New Roman"/>
+          <w:sz w:val="24"/>
+          <w:szCs w:val="24"/>
+        </w:rPr>
+        <w:t>), но уже при Елизавете Петровне архитектор Растрелли создал величественный Екатерининский дворец, сиявший золочеными фасадами, ритмическими ризалитами и протяжённой парадной линией</w:t>
+      </w:r>
+      <w:r>
+        <w:rPr>
+          <w:rFonts w:ascii="Times New Roman" w:hAnsi="Times New Roman" w:cs="Times New Roman"/>
+          <w:sz w:val="24"/>
+          <w:szCs w:val="24"/>
+        </w:rPr>
+        <w:t>. Г</w:t>
+      </w:r>
+      <w:r>
+        <w:rPr>
+          <w:rFonts w:ascii="Times New Roman" w:hAnsi="Times New Roman" w:cs="Times New Roman"/>
+          <w:sz w:val="24"/>
+          <w:szCs w:val="24"/>
+        </w:rPr>
+        <w:t>игантское пространство света, золота и ритма, где проходили придворные приемы, балы и празднества. Парадная лестница и дворцовая церковь</w:t>
+      </w:r>
+      <w:r>
+        <w:rPr>
+          <w:rFonts w:ascii="Times New Roman" w:hAnsi="Times New Roman" w:cs="Times New Roman"/>
+          <w:sz w:val="24"/>
+          <w:szCs w:val="24"/>
+        </w:rPr>
+        <w:t xml:space="preserve"> </w:t>
+      </w:r>
+      <w:r>
+        <w:rPr>
+          <w:rFonts w:ascii="Times New Roman" w:hAnsi="Times New Roman" w:cs="Times New Roman"/>
+          <w:sz w:val="24"/>
+          <w:szCs w:val="24"/>
+        </w:rPr>
+        <w:t>поража</w:t>
+      </w:r>
+      <w:r>
+        <w:rPr>
+          <w:rFonts w:ascii="Times New Roman" w:hAnsi="Times New Roman" w:cs="Times New Roman"/>
+          <w:sz w:val="24"/>
+          <w:szCs w:val="24"/>
+        </w:rPr>
+        <w:t>ли</w:t>
+      </w:r>
+      <w:r>
+        <w:rPr>
+          <w:rFonts w:ascii="Times New Roman" w:hAnsi="Times New Roman" w:cs="Times New Roman"/>
+          <w:sz w:val="24"/>
+          <w:szCs w:val="24"/>
+        </w:rPr>
+        <w:t xml:space="preserve"> блеском барочного декора, бело-золотыми пластическими формами и ц</w:t>
       </w:r>
       <w:r>
         <w:rPr>
@@ -176,6 +214,22 @@
           <w:szCs w:val="24"/>
         </w:rPr>
         <w:t>еремониальной торжественностью.</w:t>
+      </w:r>
+      <w:r>
+        <w:rPr>
+          <w:rFonts w:ascii="Times New Roman" w:hAnsi="Times New Roman" w:cs="Times New Roman"/>
+          <w:sz w:val="24"/>
+          <w:szCs w:val="24"/>
+        </w:rPr>
+        <w:t xml:space="preserve"> </w:t>
+      </w:r>
+      <w:r>
+        <w:rPr>
+          <w:rFonts w:ascii="Times New Roman" w:hAnsi="Times New Roman" w:cs="Times New Roman"/>
+          <w:sz w:val="24"/>
+          <w:szCs w:val="24"/>
+        </w:rPr>
+        <w:t xml:space="preserve">Позже Екатерининский дворец украсила Янтарная комната -  шедевр искусства XVIII века. </w:t>
       </w:r>
     </w:p>
     <w:p>
@@ -195,39 +249,23 @@
           <w:sz w:val="24"/>
           <w:szCs w:val="24"/>
         </w:rPr>
-        <w:t>В эпоху классицизма ансамбль обрел новые художественные ценности. Арабесковый зал на довоенной фотографии предстает эталоном декоративной гармонии — с тончайшей лепниной, росписью и каминным убранством. Ему вторил Лионский зал, украшенный шелковыми тканями, резным золочёным декором и французским вкусовым изяществом. Эти интерьеры являлись драгоценным</w:t>
-      </w:r>
-      <w:r>
-        <w:rPr>
-          <w:rFonts w:ascii="Times New Roman" w:hAnsi="Times New Roman" w:cs="Times New Roman"/>
-          <w:sz w:val="24"/>
-          <w:szCs w:val="24"/>
-        </w:rPr>
-        <w:t>и жемчужинами парадной анфилады</w:t>
-      </w:r>
-      <w:r>
-        <w:rPr>
-          <w:rFonts w:ascii="Times New Roman" w:hAnsi="Times New Roman" w:cs="Times New Roman"/>
-          <w:sz w:val="24"/>
-          <w:szCs w:val="24"/>
-        </w:rPr>
-        <w:br/>
-      </w:r>
-      <w:r>
-        <w:rPr>
-          <w:rFonts w:ascii="Times New Roman" w:hAnsi="Times New Roman" w:cs="Times New Roman"/>
-          <w:sz w:val="24"/>
-          <w:szCs w:val="24"/>
-        </w:rPr>
-        <w:t>и живыми свидетельствами эс</w:t>
-      </w:r>
-      <w:r>
-        <w:rPr>
-          <w:rFonts w:ascii="Times New Roman" w:hAnsi="Times New Roman" w:cs="Times New Roman"/>
-          <w:sz w:val="24"/>
-          <w:szCs w:val="24"/>
-        </w:rPr>
-        <w:t>тетической культуры XVIII века.</w:t>
+        <w:t xml:space="preserve">В эпоху классицизма ансамбль обрел новые художественные ценности. Арабесковый зал </w:t>
+      </w:r>
+      <w:r>
+        <w:rPr>
+          <w:rFonts w:ascii="Times New Roman" w:hAnsi="Times New Roman" w:cs="Times New Roman"/>
+          <w:sz w:val="24"/>
+          <w:szCs w:val="24"/>
+        </w:rPr>
+        <w:t>стал</w:t>
+      </w:r>
+      <w:r>
+        <w:rPr>
+          <w:rFonts w:ascii="Times New Roman" w:hAnsi="Times New Roman" w:cs="Times New Roman"/>
+          <w:sz w:val="24"/>
+          <w:szCs w:val="24"/>
+        </w:rPr>
+        <w:t xml:space="preserve"> эталоном декоративной гармонии — с тончайшей лепниной, росписью и каминным убранством. Ему вторил Лионский зал, украшенный шелковыми тканями, резным золочёным декором и французским изяществом. </w:t>
       </w:r>
     </w:p>
     <w:p>
@@ -247,41 +285,31 @@
           <w:sz w:val="24"/>
           <w:szCs w:val="24"/>
         </w:rPr>
-        <w:t>Не меньшего величия достиг и Александровский дворец</w:t>
-      </w:r>
-      <w:r>
-        <w:rPr>
-          <w:rFonts w:ascii="Times New Roman" w:hAnsi="Times New Roman" w:cs="Times New Roman"/>
-          <w:sz w:val="24"/>
-          <w:szCs w:val="24"/>
-        </w:rPr>
-        <w:t xml:space="preserve"> </w:t>
-      </w:r>
-      <w:r>
-        <w:rPr>
-          <w:rFonts w:ascii="Times New Roman" w:hAnsi="Times New Roman" w:cs="Times New Roman"/>
-          <w:sz w:val="24"/>
-          <w:szCs w:val="24"/>
-        </w:rPr>
-        <w:t xml:space="preserve">— резиденция последнего русского императора Николая II, созданная </w:t>
-      </w:r>
-      <w:proofErr w:type="spellStart"/>
-      <w:r>
-        <w:rPr>
-          <w:rFonts w:ascii="Times New Roman" w:hAnsi="Times New Roman" w:cs="Times New Roman"/>
-          <w:sz w:val="24"/>
-          <w:szCs w:val="24"/>
-        </w:rPr>
-        <w:t>Джакомо</w:t>
-      </w:r>
-      <w:proofErr w:type="spellEnd"/>
-      <w:r>
-        <w:rPr>
-          <w:rFonts w:ascii="Times New Roman" w:hAnsi="Times New Roman" w:cs="Times New Roman"/>
-          <w:sz w:val="24"/>
-          <w:szCs w:val="24"/>
-        </w:rPr>
-        <w:t xml:space="preserve"> Кваренги в строгом и благородном стиле русского классицизма. Довоенная фотография показывает уверенную монументальность, ясные пропорции и атмосферу умиротворенной величавости. Дворец существовал как музей, сохраняя память о династии, интерьерах, быте и судьбе семьи Романовых.</w:t>
+        <w:t>Не меньшего величия достиг</w:t>
+      </w:r>
+      <w:r>
+        <w:rPr>
+          <w:rFonts w:ascii="Times New Roman" w:hAnsi="Times New Roman" w:cs="Times New Roman"/>
+          <w:sz w:val="24"/>
+          <w:szCs w:val="24"/>
+        </w:rPr>
+        <w:t xml:space="preserve"> Александровский дворец</w:t>
+      </w:r>
+      <w:r>
+        <w:rPr>
+          <w:rFonts w:ascii="Times New Roman" w:hAnsi="Times New Roman" w:cs="Times New Roman"/>
+          <w:sz w:val="24"/>
+          <w:szCs w:val="24"/>
+        </w:rPr>
+        <w:t xml:space="preserve">, </w:t>
+      </w:r>
+      <w:r>
+        <w:rPr>
+          <w:rFonts w:ascii="Times New Roman" w:hAnsi="Times New Roman" w:cs="Times New Roman"/>
+          <w:sz w:val="24"/>
+          <w:szCs w:val="24"/>
+        </w:rPr>
+        <w:t xml:space="preserve">резиденция последнего русского императора Николая II, созданная Кваренги в строгом и благородном стиле русского классицизма. </w:t>
       </w:r>
     </w:p>
     <w:p>
@@ -301,24 +329,79 @@
           <w:sz w:val="24"/>
           <w:szCs w:val="24"/>
         </w:rPr>
-        <w:t xml:space="preserve">Парковая среда дополняла дворцовую поэтику. Александровский парк. Павильон «Белая башня», вдохновленный романтической рыцарской модой, и Китайский театр, </w:t>
-      </w:r>
-      <w:r>
-        <w:rPr>
-          <w:rFonts w:ascii="Times New Roman" w:hAnsi="Times New Roman" w:cs="Times New Roman"/>
-          <w:sz w:val="24"/>
-          <w:szCs w:val="24"/>
-        </w:rPr>
-        <w:lastRenderedPageBreak/>
-        <w:t>являвший собой редкий образец придворного «китайского вкуса», создавали атмосферу эстетической игры, культурных цитат и пейзажной глубины. Прогулочные маршруты, пруды, перспективы, мосты и аллеи формировали мир, где природа и архитектур</w:t>
-      </w:r>
-      <w:r>
-        <w:rPr>
-          <w:rFonts w:ascii="Times New Roman" w:hAnsi="Times New Roman" w:cs="Times New Roman"/>
-          <w:sz w:val="24"/>
-          <w:szCs w:val="24"/>
-        </w:rPr>
-        <w:t>а вступали в живописный диалог.</w:t>
+        <w:t xml:space="preserve">Парковая среда дополняла дворцовую </w:t>
+      </w:r>
+      <w:r>
+        <w:rPr>
+          <w:rFonts w:ascii="Times New Roman" w:hAnsi="Times New Roman" w:cs="Times New Roman"/>
+          <w:sz w:val="24"/>
+          <w:szCs w:val="24"/>
+        </w:rPr>
+        <w:t xml:space="preserve">атмосферу. </w:t>
+      </w:r>
+      <w:r>
+        <w:rPr>
+          <w:rFonts w:ascii="Times New Roman" w:hAnsi="Times New Roman" w:cs="Times New Roman"/>
+          <w:sz w:val="24"/>
+          <w:szCs w:val="24"/>
+        </w:rPr>
+        <w:t>Павил</w:t>
+      </w:r>
+      <w:r>
+        <w:rPr>
+          <w:rFonts w:ascii="Times New Roman" w:hAnsi="Times New Roman" w:cs="Times New Roman"/>
+          <w:sz w:val="24"/>
+          <w:szCs w:val="24"/>
+        </w:rPr>
+        <w:t>ьон «Белая башня» вдохновлен</w:t>
+      </w:r>
+      <w:r>
+        <w:rPr>
+          <w:rFonts w:ascii="Times New Roman" w:hAnsi="Times New Roman" w:cs="Times New Roman"/>
+          <w:sz w:val="24"/>
+          <w:szCs w:val="24"/>
+        </w:rPr>
+        <w:t xml:space="preserve"> р</w:t>
+      </w:r>
+      <w:r>
+        <w:rPr>
+          <w:rFonts w:ascii="Times New Roman" w:hAnsi="Times New Roman" w:cs="Times New Roman"/>
+          <w:sz w:val="24"/>
+          <w:szCs w:val="24"/>
+        </w:rPr>
+        <w:t>омантической рыцарской модой, Китайский театр, являл</w:t>
+      </w:r>
+      <w:r>
+        <w:rPr>
+          <w:rFonts w:ascii="Times New Roman" w:hAnsi="Times New Roman" w:cs="Times New Roman"/>
+          <w:sz w:val="24"/>
+          <w:szCs w:val="24"/>
+        </w:rPr>
+        <w:t xml:space="preserve"> собой редкий образец придворного «китайского вкуса»</w:t>
+      </w:r>
+      <w:r>
+        <w:rPr>
+          <w:rFonts w:ascii="Times New Roman" w:hAnsi="Times New Roman" w:cs="Times New Roman"/>
+          <w:sz w:val="24"/>
+          <w:szCs w:val="24"/>
+        </w:rPr>
+        <w:t>. П</w:t>
+      </w:r>
+      <w:r>
+        <w:rPr>
+          <w:rFonts w:ascii="Times New Roman" w:hAnsi="Times New Roman" w:cs="Times New Roman"/>
+          <w:sz w:val="24"/>
+          <w:szCs w:val="24"/>
+        </w:rPr>
+        <w:t xml:space="preserve">рогулочные маршруты, пруды, перспективы, мосты и аллеи </w:t>
+      </w:r>
+      <w:r>
+        <w:rPr>
+          <w:rFonts w:ascii="Times New Roman" w:hAnsi="Times New Roman" w:cs="Times New Roman"/>
+          <w:sz w:val="24"/>
+          <w:szCs w:val="24"/>
+        </w:rPr>
+        <w:t xml:space="preserve">гармонично соединяли природу и архитектуру. </w:t>
       </w:r>
     </w:p>
     <w:p>
@@ -338,7 +421,41 @@
           <w:sz w:val="24"/>
           <w:szCs w:val="24"/>
         </w:rPr>
-        <w:t xml:space="preserve">После революции 1917 года Царское Село, переименованное в Детское Село, а затем в Пушкин, стало одним из первых национализированных дворцовых комплексов. Уже в 1918 году Екатерининский и Александровский дворцы были открыты для посетителей как музеи. В 1920–1930-е годы здесь развернулась системная научная работа: создавались инвентарные описи, проводилась </w:t>
+        <w:t>После революции 1917 года Царское Село, переименованное в Детское Село, а затем в Пушкин, стало одним из первых национализиров</w:t>
+      </w:r>
+      <w:r>
+        <w:rPr>
+          <w:rFonts w:ascii="Times New Roman" w:hAnsi="Times New Roman" w:cs="Times New Roman"/>
+          <w:sz w:val="24"/>
+          <w:szCs w:val="24"/>
+        </w:rPr>
+        <w:t>анных дворцовых комплексов. Уже</w:t>
+      </w:r>
+      <w:r>
+        <w:rPr>
+          <w:rFonts w:ascii="Times New Roman" w:hAnsi="Times New Roman" w:cs="Times New Roman"/>
+          <w:sz w:val="24"/>
+          <w:szCs w:val="24"/>
+        </w:rPr>
+        <w:br/>
+      </w:r>
+      <w:r>
+        <w:rPr>
+          <w:rFonts w:ascii="Times New Roman" w:hAnsi="Times New Roman" w:cs="Times New Roman"/>
+          <w:sz w:val="24"/>
+          <w:szCs w:val="24"/>
+        </w:rPr>
+        <w:t xml:space="preserve">в 1918 году Екатерининский и Александровский дворцы были открыты для посетителей как </w:t>
+      </w:r>
+      <w:bookmarkStart w:id="0" w:name="_GoBack"/>
+      <w:bookmarkEnd w:id="0"/>
+      <w:r>
+        <w:rPr>
+          <w:rFonts w:ascii="Times New Roman" w:hAnsi="Times New Roman" w:cs="Times New Roman"/>
+          <w:sz w:val="24"/>
+          <w:szCs w:val="24"/>
+        </w:rPr>
+        <w:t xml:space="preserve">музеи. В 1920–1930-е годы здесь развернулась системная научная работа: создавались инвентарные описи, проводилась </w:t>
       </w:r>
       <w:proofErr w:type="spellStart"/>
       <w:r>
@@ -376,7 +493,32 @@
           <w:sz w:val="24"/>
           <w:szCs w:val="24"/>
         </w:rPr>
-        <w:t>Особое внимание уделялось Екатерининскому дворцу как сложнейшему художественному ансамблю. В этот период сохранялись и экспонировались Золотая анфилада, Большой зал, Арабесковый и Лионский залы, Парадная лестница, дворцовая церковь. Янтарная комната, уже тогда воспринимавшаяся как уникальный памятник, находилась под постоянным контролем музейных специалистов. В Александровском дворце формировалась экспозиция, связанная с историей последнего императорского двора.</w:t>
+        <w:t>Особое внимание уделялось Екатерининскому дворцу как сложнейшему художественному ансамблю. Золотая анфилада, Большой зал, Арабесковый и Лионский залы, Парадная лестница, дворц</w:t>
+      </w:r>
+      <w:r>
+        <w:rPr>
+          <w:rFonts w:ascii="Times New Roman" w:hAnsi="Times New Roman" w:cs="Times New Roman"/>
+          <w:sz w:val="24"/>
+          <w:szCs w:val="24"/>
+        </w:rPr>
+        <w:t xml:space="preserve">овая церковь, Янтарная комната </w:t>
+      </w:r>
+      <w:r>
+        <w:rPr>
+          <w:rFonts w:ascii="Times New Roman" w:hAnsi="Times New Roman" w:cs="Times New Roman"/>
+          <w:sz w:val="24"/>
+          <w:szCs w:val="24"/>
+        </w:rPr>
+        <w:t xml:space="preserve">находилась под </w:t>
+      </w:r>
+      <w:r>
+        <w:rPr>
+          <w:rFonts w:ascii="Times New Roman" w:hAnsi="Times New Roman" w:cs="Times New Roman"/>
+          <w:sz w:val="24"/>
+          <w:szCs w:val="24"/>
+        </w:rPr>
+        <w:lastRenderedPageBreak/>
+        <w:t>постоянным контролем музейных специалистов. В Александровском дворце формировалась экспозиция, связанная с историей последнего императорского двора.</w:t>
       </w:r>
     </w:p>
     <w:p>
@@ -396,7 +538,23 @@
           <w:sz w:val="24"/>
           <w:szCs w:val="24"/>
         </w:rPr>
-        <w:t>К 1941 году Пушкин был не только музеем, но и крупным научным центром: здесь работали искусствоведы, архитекторы, реставраторы, формировавшие документальную базу, без которой последующее восстановление было бы невозможно. Именно материалы 1918–1941 годов — обмеры, фотографии, описания — стали фундаментом для послевоенной реставрации.</w:t>
+        <w:t>К 1941 году Пушкин был не только музеем, но и крупным научным центром: здесь работали искусствоведы, архитекторы, реставраторы, формировавшие документальную базу</w:t>
+      </w:r>
+      <w:r>
+        <w:rPr>
+          <w:rFonts w:ascii="Times New Roman" w:hAnsi="Times New Roman" w:cs="Times New Roman"/>
+          <w:sz w:val="24"/>
+          <w:szCs w:val="24"/>
+        </w:rPr>
+        <w:t>.</w:t>
+      </w:r>
+      <w:r>
+        <w:rPr>
+          <w:rFonts w:ascii="Times New Roman" w:hAnsi="Times New Roman" w:cs="Times New Roman"/>
+          <w:sz w:val="24"/>
+          <w:szCs w:val="24"/>
+        </w:rPr>
+        <w:t xml:space="preserve"> Именно материалы 1918–1941 годов — обмеры, фотографии, описания — стали фундаментом для послевоенной реставрации.</w:t>
       </w:r>
       <w:r>
         <w:rPr>
@@ -405,48 +563,6 @@
           <w:szCs w:val="24"/>
         </w:rPr>
         <w:t xml:space="preserve"> </w:t>
-      </w:r>
-      <w:bookmarkStart w:id="0" w:name="_GoBack"/>
-      <w:bookmarkEnd w:id="0"/>
-    </w:p>
-    <w:p>
-      <w:pPr>
-        <w:spacing w:after="0" w:line="360" w:lineRule="auto"/>
-        <w:ind w:firstLine="709"/>
-        <w:jc w:val="both"/>
-        <w:rPr>
-          <w:rFonts w:ascii="Times New Roman" w:hAnsi="Times New Roman" w:cs="Times New Roman"/>
-          <w:sz w:val="24"/>
-          <w:szCs w:val="24"/>
-        </w:rPr>
-      </w:pPr>
-      <w:r>
-        <w:rPr>
-          <w:rFonts w:ascii="Times New Roman" w:hAnsi="Times New Roman" w:cs="Times New Roman"/>
-          <w:sz w:val="24"/>
-          <w:szCs w:val="24"/>
-        </w:rPr>
-        <w:t>К лету 1941 года Пушкин оставался одним из наиболее совершенных символов русской и европейской художественной культуры — блистательным миром, где история, искусство и природа были соединены в едином гармоническом пространстве.</w:t>
-      </w:r>
-    </w:p>
-    <w:p>
-      <w:pPr>
-        <w:spacing w:after="0" w:line="360" w:lineRule="auto"/>
-        <w:ind w:firstLine="709"/>
-        <w:jc w:val="both"/>
-        <w:rPr>
-          <w:rFonts w:ascii="Times New Roman" w:hAnsi="Times New Roman" w:cs="Times New Roman"/>
-          <w:sz w:val="24"/>
-          <w:szCs w:val="24"/>
-        </w:rPr>
-      </w:pPr>
-      <w:r>
-        <w:rPr>
-          <w:rFonts w:ascii="Times New Roman" w:hAnsi="Times New Roman" w:cs="Times New Roman"/>
-          <w:sz w:val="24"/>
-          <w:szCs w:val="24"/>
-        </w:rPr>
-        <w:t>Именно этот мир — целый, сияющий, живой — был обречён столкнуться с катастрофой войны, оккупации, грабежа и разрушения, но именно этот довоенный образ стал отправной точкой и мерой, к которой устремилась последующая титаническая реставрация.</w:t>
       </w:r>
     </w:p>
     <w:sectPr>

--- a/Unsorted/Пушкин/до войны/1. Пушкин до войны.docx
+++ b/Unsorted/Пушкин/до войны/1. Пушкин до войны.docx
@@ -1,6 +1,6 @@
 
 <file path=word/document.xml><?xml version="1.0" encoding="utf-8"?>
-<w:document xmlns:wpc="http://schemas.microsoft.com/office/word/2010/wordprocessingCanvas" xmlns:cx="http://schemas.microsoft.com/office/drawing/2014/chartex" xmlns:cx1="http://schemas.microsoft.com/office/drawing/2015/9/8/chartex" xmlns:mc="http://schemas.openxmlformats.org/markup-compatibility/2006" xmlns:o="urn:schemas-microsoft-com:office:office" xmlns:r="http://schemas.openxmlformats.org/officeDocument/2006/relationships" xmlns:m="http://schemas.openxmlformats.org/officeDocument/2006/math" xmlns:v="urn:schemas-microsoft-com:vml" xmlns:wp14="http://schemas.microsoft.com/office/word/2010/wordprocessingDrawing" xmlns:wp="http://schemas.openxmlformats.org/drawingml/2006/wordprocessingDrawing" xmlns:w10="urn:schemas-microsoft-com:office:word" xmlns:w="http://schemas.openxmlformats.org/wordprocessingml/2006/main" xmlns:w14="http://schemas.microsoft.com/office/word/2010/wordml" xmlns:w15="http://schemas.microsoft.com/office/word/2012/wordml" xmlns:w16se="http://schemas.microsoft.com/office/word/2015/wordml/symex" xmlns:wpg="http://schemas.microsoft.com/office/word/2010/wordprocessingGroup" xmlns:wpi="http://schemas.microsoft.com/office/word/2010/wordprocessingInk" xmlns:wne="http://schemas.microsoft.com/office/word/2006/wordml" xmlns:wps="http://schemas.microsoft.com/office/word/2010/wordprocessingShape" mc:Ignorable="w14 w15 w16se wp14">
+<w:document xmlns:wpc="http://schemas.microsoft.com/office/word/2010/wordprocessingCanvas" xmlns:cx="http://schemas.microsoft.com/office/drawing/2014/chartex" xmlns:cx1="http://schemas.microsoft.com/office/drawing/2015/9/8/chartex" xmlns:cx2="http://schemas.microsoft.com/office/drawing/2015/10/21/chartex" xmlns:cx3="http://schemas.microsoft.com/office/drawing/2016/5/9/chartex" xmlns:cx4="http://schemas.microsoft.com/office/drawing/2016/5/10/chartex" xmlns:cx5="http://schemas.microsoft.com/office/drawing/2016/5/11/chartex" xmlns:cx6="http://schemas.microsoft.com/office/drawing/2016/5/12/chartex" xmlns:cx7="http://schemas.microsoft.com/office/drawing/2016/5/13/chartex" xmlns:cx8="http://schemas.microsoft.com/office/drawing/2016/5/14/chartex" xmlns:mc="http://schemas.openxmlformats.org/markup-compatibility/2006" xmlns:aink="http://schemas.microsoft.com/office/drawing/2016/ink" xmlns:am3d="http://schemas.microsoft.com/office/drawing/2017/model3d" xmlns:o="urn:schemas-microsoft-com:office:office" xmlns:oel="http://schemas.microsoft.com/office/2019/extlst" xmlns:r="http://schemas.openxmlformats.org/officeDocument/2006/relationships" xmlns:m="http://schemas.openxmlformats.org/officeDocument/2006/math" xmlns:v="urn:schemas-microsoft-com:vml" xmlns:wp14="http://schemas.microsoft.com/office/word/2010/wordprocessingDrawing" xmlns:wp="http://schemas.openxmlformats.org/drawingml/2006/wordprocessingDrawing" xmlns:w10="urn:schemas-microsoft-com:office:word" xmlns:w="http://schemas.openxmlformats.org/wordprocessingml/2006/main" xmlns:w14="http://schemas.microsoft.com/office/word/2010/wordml" xmlns:w15="http://schemas.microsoft.com/office/word/2012/wordml" xmlns:w16cex="http://schemas.microsoft.com/office/word/2018/wordml/cex" xmlns:w16cid="http://schemas.microsoft.com/office/word/2016/wordml/cid" xmlns:w16="http://schemas.microsoft.com/office/word/2018/wordml" xmlns:w16du="http://schemas.microsoft.com/office/word/2023/wordml/word16du" xmlns:w16sdtdh="http://schemas.microsoft.com/office/word/2020/wordml/sdtdatahash" xmlns:w16sdtfl="http://schemas.microsoft.com/office/word/2024/wordml/sdtformatlock" xmlns:w16se="http://schemas.microsoft.com/office/word/2015/wordml/symex" xmlns:wpg="http://schemas.microsoft.com/office/word/2010/wordprocessingGroup" xmlns:wpi="http://schemas.microsoft.com/office/word/2010/wordprocessingInk" xmlns:wne="http://schemas.microsoft.com/office/word/2006/wordml" xmlns:wps="http://schemas.microsoft.com/office/word/2010/wordprocessingShape" mc:Ignorable="w14 w15 w16se w16cid w16 w16cex w16sdtdh w16sdtfl w16du wp14">
   <w:body>
     <w:p>
       <w:pPr>
@@ -437,43 +437,15 @@
           <w:sz w:val="24"/>
           <w:szCs w:val="24"/>
         </w:rPr>
-        <w:br/>
-      </w:r>
-      <w:r>
-        <w:rPr>
-          <w:rFonts w:ascii="Times New Roman" w:hAnsi="Times New Roman" w:cs="Times New Roman"/>
-          <w:sz w:val="24"/>
-          <w:szCs w:val="24"/>
-        </w:rPr>
-        <w:t xml:space="preserve">в 1918 году Екатерининский и Александровский дворцы были открыты для посетителей как </w:t>
-      </w:r>
-      <w:bookmarkStart w:id="0" w:name="_GoBack"/>
-      <w:bookmarkEnd w:id="0"/>
-      <w:r>
-        <w:rPr>
-          <w:rFonts w:ascii="Times New Roman" w:hAnsi="Times New Roman" w:cs="Times New Roman"/>
-          <w:sz w:val="24"/>
-          <w:szCs w:val="24"/>
-        </w:rPr>
-        <w:t xml:space="preserve">музеи. В 1920–1930-е годы здесь развернулась системная научная работа: создавались инвентарные описи, проводилась </w:t>
-      </w:r>
-      <w:proofErr w:type="spellStart"/>
-      <w:r>
-        <w:rPr>
-          <w:rFonts w:ascii="Times New Roman" w:hAnsi="Times New Roman" w:cs="Times New Roman"/>
-          <w:sz w:val="24"/>
-          <w:szCs w:val="24"/>
-        </w:rPr>
-        <w:t>фотофиксация</w:t>
-      </w:r>
-      <w:proofErr w:type="spellEnd"/>
-      <w:r>
-        <w:rPr>
-          <w:rFonts w:ascii="Times New Roman" w:hAnsi="Times New Roman" w:cs="Times New Roman"/>
-          <w:sz w:val="24"/>
-          <w:szCs w:val="24"/>
-        </w:rPr>
-        <w:t xml:space="preserve"> интерьеров, исследовались строительные и декоративные технологии XVIII–XIX веков.</w:t>
+        <w:t xml:space="preserve"> </w:t>
+      </w:r>
+      <w:r>
+        <w:rPr>
+          <w:rFonts w:ascii="Times New Roman" w:hAnsi="Times New Roman" w:cs="Times New Roman"/>
+          <w:sz w:val="24"/>
+          <w:szCs w:val="24"/>
+        </w:rPr>
+        <w:t>в 1918 году Екатерининский и Александровский дворцы были открыты для посетителей как музеи. В 1920–1930-е годы здесь развернулась системная научная работа: создавались инвентарные описи, проводилась фотофиксация интерьеров, исследовались строительные и декоративные технологии XVIII–XIX веков.</w:t>
       </w:r>
     </w:p>
     <w:p>
@@ -576,7 +548,7 @@
 </file>
 
 <file path=word/styles.xml><?xml version="1.0" encoding="utf-8"?>
-<w:styles xmlns:mc="http://schemas.openxmlformats.org/markup-compatibility/2006" xmlns:r="http://schemas.openxmlformats.org/officeDocument/2006/relationships" xmlns:w="http://schemas.openxmlformats.org/wordprocessingml/2006/main" xmlns:w14="http://schemas.microsoft.com/office/word/2010/wordml" xmlns:w15="http://schemas.microsoft.com/office/word/2012/wordml" xmlns:w16se="http://schemas.microsoft.com/office/word/2015/wordml/symex" mc:Ignorable="w14 w15 w16se">
+<w:styles xmlns:mc="http://schemas.openxmlformats.org/markup-compatibility/2006" xmlns:r="http://schemas.openxmlformats.org/officeDocument/2006/relationships" xmlns:w="http://schemas.openxmlformats.org/wordprocessingml/2006/main" xmlns:w14="http://schemas.microsoft.com/office/word/2010/wordml" xmlns:w15="http://schemas.microsoft.com/office/word/2012/wordml" xmlns:w16cex="http://schemas.microsoft.com/office/word/2018/wordml/cex" xmlns:w16cid="http://schemas.microsoft.com/office/word/2016/wordml/cid" xmlns:w16="http://schemas.microsoft.com/office/word/2018/wordml" xmlns:w16du="http://schemas.microsoft.com/office/word/2023/wordml/word16du" xmlns:w16sdtdh="http://schemas.microsoft.com/office/word/2020/wordml/sdtdatahash" xmlns:w16sdtfl="http://schemas.microsoft.com/office/word/2024/wordml/sdtformatlock" xmlns:w16se="http://schemas.microsoft.com/office/word/2015/wordml/symex" mc:Ignorable="w14 w15 w16se w16cid w16 w16cex w16sdtdh w16sdtfl w16du">
   <w:docDefaults>
     <w:rPrDefault>
       <w:rPr>
@@ -592,7 +564,7 @@
       </w:pPr>
     </w:pPrDefault>
   </w:docDefaults>
-  <w:latentStyles w:defLockedState="0" w:defUIPriority="99" w:defSemiHidden="0" w:defUnhideWhenUsed="0" w:defQFormat="0" w:count="371">
+  <w:latentStyles w:defLockedState="0" w:defUIPriority="99" w:defSemiHidden="0" w:defUnhideWhenUsed="0" w:defQFormat="0" w:count="376">
     <w:lsdException w:name="Normal" w:uiPriority="0" w:qFormat="1"/>
     <w:lsdException w:name="heading 1" w:uiPriority="9" w:qFormat="1"/>
     <w:lsdException w:name="heading 2" w:semiHidden="1" w:uiPriority="9" w:unhideWhenUsed="1" w:qFormat="1"/>
@@ -964,6 +936,11 @@
     <w:lsdException w:name="List Table 5 Dark Accent 6" w:uiPriority="50"/>
     <w:lsdException w:name="List Table 6 Colorful Accent 6" w:uiPriority="51"/>
     <w:lsdException w:name="List Table 7 Colorful Accent 6" w:uiPriority="52"/>
+    <w:lsdException w:name="Mention" w:semiHidden="1" w:unhideWhenUsed="1"/>
+    <w:lsdException w:name="Smart Hyperlink" w:semiHidden="1" w:unhideWhenUsed="1"/>
+    <w:lsdException w:name="Hashtag" w:semiHidden="1" w:unhideWhenUsed="1"/>
+    <w:lsdException w:name="Unresolved Mention" w:semiHidden="1" w:unhideWhenUsed="1"/>
+    <w:lsdException w:name="Smart Link" w:semiHidden="1" w:unhideWhenUsed="1"/>
   </w:latentStyles>
   <w:style w:type="paragraph" w:default="1" w:styleId="a">
     <w:name w:val="Normal"/>

--- a/Unsorted/Пушкин/до войны/1. Пушкин до войны.docx
+++ b/Unsorted/Пушкин/до войны/1. Пушкин до войны.docx
@@ -1,6 +1,6 @@
 
 <file path=word/document.xml><?xml version="1.0" encoding="utf-8"?>
-<w:document xmlns:wpc="http://schemas.microsoft.com/office/word/2010/wordprocessingCanvas" xmlns:cx="http://schemas.microsoft.com/office/drawing/2014/chartex" xmlns:cx1="http://schemas.microsoft.com/office/drawing/2015/9/8/chartex" xmlns:cx2="http://schemas.microsoft.com/office/drawing/2015/10/21/chartex" xmlns:cx3="http://schemas.microsoft.com/office/drawing/2016/5/9/chartex" xmlns:cx4="http://schemas.microsoft.com/office/drawing/2016/5/10/chartex" xmlns:cx5="http://schemas.microsoft.com/office/drawing/2016/5/11/chartex" xmlns:cx6="http://schemas.microsoft.com/office/drawing/2016/5/12/chartex" xmlns:cx7="http://schemas.microsoft.com/office/drawing/2016/5/13/chartex" xmlns:cx8="http://schemas.microsoft.com/office/drawing/2016/5/14/chartex" xmlns:mc="http://schemas.openxmlformats.org/markup-compatibility/2006" xmlns:aink="http://schemas.microsoft.com/office/drawing/2016/ink" xmlns:am3d="http://schemas.microsoft.com/office/drawing/2017/model3d" xmlns:o="urn:schemas-microsoft-com:office:office" xmlns:oel="http://schemas.microsoft.com/office/2019/extlst" xmlns:r="http://schemas.openxmlformats.org/officeDocument/2006/relationships" xmlns:m="http://schemas.openxmlformats.org/officeDocument/2006/math" xmlns:v="urn:schemas-microsoft-com:vml" xmlns:wp14="http://schemas.microsoft.com/office/word/2010/wordprocessingDrawing" xmlns:wp="http://schemas.openxmlformats.org/drawingml/2006/wordprocessingDrawing" xmlns:w10="urn:schemas-microsoft-com:office:word" xmlns:w="http://schemas.openxmlformats.org/wordprocessingml/2006/main" xmlns:w14="http://schemas.microsoft.com/office/word/2010/wordml" xmlns:w15="http://schemas.microsoft.com/office/word/2012/wordml" xmlns:w16cex="http://schemas.microsoft.com/office/word/2018/wordml/cex" xmlns:w16cid="http://schemas.microsoft.com/office/word/2016/wordml/cid" xmlns:w16="http://schemas.microsoft.com/office/word/2018/wordml" xmlns:w16du="http://schemas.microsoft.com/office/word/2023/wordml/word16du" xmlns:w16sdtdh="http://schemas.microsoft.com/office/word/2020/wordml/sdtdatahash" xmlns:w16sdtfl="http://schemas.microsoft.com/office/word/2024/wordml/sdtformatlock" xmlns:w16se="http://schemas.microsoft.com/office/word/2015/wordml/symex" xmlns:wpg="http://schemas.microsoft.com/office/word/2010/wordprocessingGroup" xmlns:wpi="http://schemas.microsoft.com/office/word/2010/wordprocessingInk" xmlns:wne="http://schemas.microsoft.com/office/word/2006/wordml" xmlns:wps="http://schemas.microsoft.com/office/word/2010/wordprocessingShape" mc:Ignorable="w14 w15 w16se w16cid w16 w16cex w16sdtdh w16sdtfl w16du wp14">
+<w:document xmlns:wpc="http://schemas.microsoft.com/office/word/2010/wordprocessingCanvas" xmlns:cx="http://schemas.microsoft.com/office/drawing/2014/chartex" xmlns:cx1="http://schemas.microsoft.com/office/drawing/2015/9/8/chartex" xmlns:mc="http://schemas.openxmlformats.org/markup-compatibility/2006" xmlns:o="urn:schemas-microsoft-com:office:office" xmlns:r="http://schemas.openxmlformats.org/officeDocument/2006/relationships" xmlns:m="http://schemas.openxmlformats.org/officeDocument/2006/math" xmlns:v="urn:schemas-microsoft-com:vml" xmlns:wp14="http://schemas.microsoft.com/office/word/2010/wordprocessingDrawing" xmlns:wp="http://schemas.openxmlformats.org/drawingml/2006/wordprocessingDrawing" xmlns:w10="urn:schemas-microsoft-com:office:word" xmlns:w="http://schemas.openxmlformats.org/wordprocessingml/2006/main" xmlns:w14="http://schemas.microsoft.com/office/word/2010/wordml" xmlns:w15="http://schemas.microsoft.com/office/word/2012/wordml" xmlns:w16se="http://schemas.microsoft.com/office/word/2015/wordml/symex" xmlns:wpg="http://schemas.microsoft.com/office/word/2010/wordprocessingGroup" xmlns:wpi="http://schemas.microsoft.com/office/word/2010/wordprocessingInk" xmlns:wne="http://schemas.microsoft.com/office/word/2006/wordml" xmlns:wps="http://schemas.microsoft.com/office/word/2010/wordprocessingShape" mc:Ignorable="w14 w15 w16se wp14">
   <w:body>
     <w:p>
       <w:pPr>
@@ -141,7 +141,23 @@
           <w:sz w:val="24"/>
           <w:szCs w:val="24"/>
         </w:rPr>
-        <w:t>Свою историю ансамбль вел от скромного Загородного дома Екатерины I (упоминания 1710–1712 г</w:t>
+        <w:t>Свою историю ансамбль вел от скромного Загородно</w:t>
+      </w:r>
+      <w:r>
+        <w:rPr>
+          <w:rFonts w:ascii="Times New Roman" w:hAnsi="Times New Roman" w:cs="Times New Roman"/>
+          <w:sz w:val="24"/>
+          <w:szCs w:val="24"/>
+        </w:rPr>
+        <w:t xml:space="preserve">го дома Екатерины I (упоминание </w:t>
+      </w:r>
+      <w:r>
+        <w:rPr>
+          <w:rFonts w:ascii="Times New Roman" w:hAnsi="Times New Roman" w:cs="Times New Roman"/>
+          <w:sz w:val="24"/>
+          <w:szCs w:val="24"/>
+        </w:rPr>
+        <w:t>1710–1712 г</w:t>
       </w:r>
       <w:r>
         <w:rPr>
@@ -165,15 +181,63 @@
           <w:sz w:val="24"/>
           <w:szCs w:val="24"/>
         </w:rPr>
-        <w:t>. Г</w:t>
-      </w:r>
-      <w:r>
-        <w:rPr>
-          <w:rFonts w:ascii="Times New Roman" w:hAnsi="Times New Roman" w:cs="Times New Roman"/>
-          <w:sz w:val="24"/>
-          <w:szCs w:val="24"/>
-        </w:rPr>
-        <w:t>игантское пространство света, золота и ритма, где проходили придворные приемы, балы и празднества. Парадная лестница и дворцовая церковь</w:t>
+        <w:t xml:space="preserve">. </w:t>
+      </w:r>
+      <w:r>
+        <w:rPr>
+          <w:rFonts w:ascii="Times New Roman" w:hAnsi="Times New Roman" w:cs="Times New Roman"/>
+          <w:sz w:val="24"/>
+          <w:szCs w:val="24"/>
+        </w:rPr>
+        <w:t>Большой зал, и</w:t>
+      </w:r>
+      <w:r>
+        <w:rPr>
+          <w:rFonts w:ascii="Times New Roman" w:hAnsi="Times New Roman" w:cs="Times New Roman"/>
+          <w:sz w:val="24"/>
+          <w:szCs w:val="24"/>
+        </w:rPr>
+        <w:t>звестный также как Танцевальный</w:t>
+      </w:r>
+      <w:r>
+        <w:rPr>
+          <w:rFonts w:ascii="Times New Roman" w:hAnsi="Times New Roman" w:cs="Times New Roman"/>
+          <w:sz w:val="24"/>
+          <w:szCs w:val="24"/>
+        </w:rPr>
+        <w:t xml:space="preserve"> — </w:t>
+      </w:r>
+      <w:r>
+        <w:rPr>
+          <w:rFonts w:ascii="Times New Roman" w:hAnsi="Times New Roman" w:cs="Times New Roman"/>
+          <w:sz w:val="24"/>
+          <w:szCs w:val="24"/>
+        </w:rPr>
+        <w:t>г</w:t>
+      </w:r>
+      <w:r>
+        <w:rPr>
+          <w:rFonts w:ascii="Times New Roman" w:hAnsi="Times New Roman" w:cs="Times New Roman"/>
+          <w:sz w:val="24"/>
+          <w:szCs w:val="24"/>
+        </w:rPr>
+        <w:t>игантское пространство света, золота и ритма</w:t>
+      </w:r>
+      <w:r>
+        <w:rPr>
+          <w:rFonts w:ascii="Times New Roman" w:hAnsi="Times New Roman" w:cs="Times New Roman"/>
+          <w:sz w:val="24"/>
+          <w:szCs w:val="24"/>
+        </w:rPr>
+        <w:t>. В нем</w:t>
+      </w:r>
+      <w:r>
+        <w:rPr>
+          <w:rFonts w:ascii="Times New Roman" w:hAnsi="Times New Roman" w:cs="Times New Roman"/>
+          <w:sz w:val="24"/>
+          <w:szCs w:val="24"/>
+        </w:rPr>
+        <w:t xml:space="preserve"> проходили придворные приемы, балы и празднества. Парадная лестница и дворцовая церковь</w:t>
       </w:r>
       <w:r>
         <w:rPr>
@@ -309,7 +373,25 @@
           <w:sz w:val="24"/>
           <w:szCs w:val="24"/>
         </w:rPr>
-        <w:t xml:space="preserve">резиденция последнего русского императора Николая II, созданная Кваренги в строгом и благородном стиле русского классицизма. </w:t>
+        <w:t xml:space="preserve">резиденция последнего русского императора Николая II, созданная </w:t>
+      </w:r>
+      <w:r>
+        <w:rPr>
+          <w:rFonts w:ascii="Times New Roman" w:hAnsi="Times New Roman" w:cs="Times New Roman"/>
+          <w:sz w:val="24"/>
+          <w:szCs w:val="24"/>
+        </w:rPr>
+        <w:t xml:space="preserve">Д. </w:t>
+      </w:r>
+      <w:bookmarkStart w:id="0" w:name="_GoBack"/>
+      <w:bookmarkEnd w:id="0"/>
+      <w:r>
+        <w:rPr>
+          <w:rFonts w:ascii="Times New Roman" w:hAnsi="Times New Roman" w:cs="Times New Roman"/>
+          <w:sz w:val="24"/>
+          <w:szCs w:val="24"/>
+        </w:rPr>
+        <w:t xml:space="preserve">Кваренги в строгом и благородном стиле русского классицизма. </w:t>
       </w:r>
     </w:p>
     <w:p>
@@ -361,6 +443,14 @@
           <w:sz w:val="24"/>
           <w:szCs w:val="24"/>
         </w:rPr>
+        <w:t>ный</w:t>
+      </w:r>
+      <w:r>
+        <w:rPr>
+          <w:rFonts w:ascii="Times New Roman" w:hAnsi="Times New Roman" w:cs="Times New Roman"/>
+          <w:sz w:val="24"/>
+          <w:szCs w:val="24"/>
+        </w:rPr>
         <w:t xml:space="preserve"> р</w:t>
       </w:r>
       <w:r>
@@ -401,7 +491,23 @@
           <w:sz w:val="24"/>
           <w:szCs w:val="24"/>
         </w:rPr>
-        <w:t xml:space="preserve">гармонично соединяли природу и архитектуру. </w:t>
+        <w:t>гармонично соединяли</w:t>
+      </w:r>
+      <w:r>
+        <w:rPr>
+          <w:rFonts w:ascii="Times New Roman" w:hAnsi="Times New Roman" w:cs="Times New Roman"/>
+          <w:sz w:val="24"/>
+          <w:szCs w:val="24"/>
+        </w:rPr>
+        <w:t>сь в</w:t>
+      </w:r>
+      <w:r>
+        <w:rPr>
+          <w:rFonts w:ascii="Times New Roman" w:hAnsi="Times New Roman" w:cs="Times New Roman"/>
+          <w:sz w:val="24"/>
+          <w:szCs w:val="24"/>
+        </w:rPr>
+        <w:t xml:space="preserve"> природу и архитектуру. </w:t>
       </w:r>
     </w:p>
     <w:p>
@@ -437,15 +543,33 @@
           <w:sz w:val="24"/>
           <w:szCs w:val="24"/>
         </w:rPr>
-        <w:t xml:space="preserve"> </w:t>
-      </w:r>
-      <w:r>
-        <w:rPr>
-          <w:rFonts w:ascii="Times New Roman" w:hAnsi="Times New Roman" w:cs="Times New Roman"/>
-          <w:sz w:val="24"/>
-          <w:szCs w:val="24"/>
-        </w:rPr>
-        <w:t>в 1918 году Екатерининский и Александровский дворцы были открыты для посетителей как музеи. В 1920–1930-е годы здесь развернулась системная научная работа: создавались инвентарные описи, проводилась фотофиксация интерьеров, исследовались строительные и декоративные технологии XVIII–XIX веков.</w:t>
+        <w:br/>
+      </w:r>
+      <w:r>
+        <w:rPr>
+          <w:rFonts w:ascii="Times New Roman" w:hAnsi="Times New Roman" w:cs="Times New Roman"/>
+          <w:sz w:val="24"/>
+          <w:szCs w:val="24"/>
+        </w:rPr>
+        <w:t xml:space="preserve">в 1918 году Екатерининский и Александровский дворцы были открыты для посетителей как музеи. В 1920–1930-е годы здесь развернулась системная научная работа: создавались инвентарные описи, проводилась </w:t>
+      </w:r>
+      <w:proofErr w:type="spellStart"/>
+      <w:r>
+        <w:rPr>
+          <w:rFonts w:ascii="Times New Roman" w:hAnsi="Times New Roman" w:cs="Times New Roman"/>
+          <w:sz w:val="24"/>
+          <w:szCs w:val="24"/>
+        </w:rPr>
+        <w:t>фотофиксация</w:t>
+      </w:r>
+      <w:proofErr w:type="spellEnd"/>
+      <w:r>
+        <w:rPr>
+          <w:rFonts w:ascii="Times New Roman" w:hAnsi="Times New Roman" w:cs="Times New Roman"/>
+          <w:sz w:val="24"/>
+          <w:szCs w:val="24"/>
+        </w:rPr>
+        <w:t xml:space="preserve"> интерьеров, исследовались строительные и декоративные технологии XVIII–XIX веков.</w:t>
       </w:r>
     </w:p>
     <w:p>
@@ -526,15 +650,15 @@
           <w:sz w:val="24"/>
           <w:szCs w:val="24"/>
         </w:rPr>
-        <w:t xml:space="preserve"> Именно материалы 1918–1941 годов — обмеры, фотографии, описания — стали фундаментом для послевоенной реставрации.</w:t>
-      </w:r>
-      <w:r>
-        <w:rPr>
-          <w:rFonts w:ascii="Times New Roman" w:hAnsi="Times New Roman" w:cs="Times New Roman"/>
-          <w:sz w:val="24"/>
-          <w:szCs w:val="24"/>
-        </w:rPr>
         <w:t xml:space="preserve"> </w:t>
+      </w:r>
+      <w:r>
+        <w:rPr>
+          <w:rFonts w:ascii="Times New Roman" w:hAnsi="Times New Roman" w:cs="Times New Roman"/>
+          <w:sz w:val="24"/>
+          <w:szCs w:val="24"/>
+        </w:rPr>
+        <w:t>Именно архитектурные обмеры, фотографии и текстовые описания, собранные в 1918-1941 годах, стали основой послевоенного восстановления.</w:t>
       </w:r>
     </w:p>
     <w:sectPr>
@@ -548,7 +672,7 @@
 </file>
 
 <file path=word/styles.xml><?xml version="1.0" encoding="utf-8"?>
-<w:styles xmlns:mc="http://schemas.openxmlformats.org/markup-compatibility/2006" xmlns:r="http://schemas.openxmlformats.org/officeDocument/2006/relationships" xmlns:w="http://schemas.openxmlformats.org/wordprocessingml/2006/main" xmlns:w14="http://schemas.microsoft.com/office/word/2010/wordml" xmlns:w15="http://schemas.microsoft.com/office/word/2012/wordml" xmlns:w16cex="http://schemas.microsoft.com/office/word/2018/wordml/cex" xmlns:w16cid="http://schemas.microsoft.com/office/word/2016/wordml/cid" xmlns:w16="http://schemas.microsoft.com/office/word/2018/wordml" xmlns:w16du="http://schemas.microsoft.com/office/word/2023/wordml/word16du" xmlns:w16sdtdh="http://schemas.microsoft.com/office/word/2020/wordml/sdtdatahash" xmlns:w16sdtfl="http://schemas.microsoft.com/office/word/2024/wordml/sdtformatlock" xmlns:w16se="http://schemas.microsoft.com/office/word/2015/wordml/symex" mc:Ignorable="w14 w15 w16se w16cid w16 w16cex w16sdtdh w16sdtfl w16du">
+<w:styles xmlns:mc="http://schemas.openxmlformats.org/markup-compatibility/2006" xmlns:r="http://schemas.openxmlformats.org/officeDocument/2006/relationships" xmlns:w="http://schemas.openxmlformats.org/wordprocessingml/2006/main" xmlns:w14="http://schemas.microsoft.com/office/word/2010/wordml" xmlns:w15="http://schemas.microsoft.com/office/word/2012/wordml" xmlns:w16se="http://schemas.microsoft.com/office/word/2015/wordml/symex" mc:Ignorable="w14 w15 w16se">
   <w:docDefaults>
     <w:rPrDefault>
       <w:rPr>
@@ -564,7 +688,7 @@
       </w:pPr>
     </w:pPrDefault>
   </w:docDefaults>
-  <w:latentStyles w:defLockedState="0" w:defUIPriority="99" w:defSemiHidden="0" w:defUnhideWhenUsed="0" w:defQFormat="0" w:count="376">
+  <w:latentStyles w:defLockedState="0" w:defUIPriority="99" w:defSemiHidden="0" w:defUnhideWhenUsed="0" w:defQFormat="0" w:count="371">
     <w:lsdException w:name="Normal" w:uiPriority="0" w:qFormat="1"/>
     <w:lsdException w:name="heading 1" w:uiPriority="9" w:qFormat="1"/>
     <w:lsdException w:name="heading 2" w:semiHidden="1" w:uiPriority="9" w:unhideWhenUsed="1" w:qFormat="1"/>
@@ -936,11 +1060,6 @@
     <w:lsdException w:name="List Table 5 Dark Accent 6" w:uiPriority="50"/>
     <w:lsdException w:name="List Table 6 Colorful Accent 6" w:uiPriority="51"/>
     <w:lsdException w:name="List Table 7 Colorful Accent 6" w:uiPriority="52"/>
-    <w:lsdException w:name="Mention" w:semiHidden="1" w:unhideWhenUsed="1"/>
-    <w:lsdException w:name="Smart Hyperlink" w:semiHidden="1" w:unhideWhenUsed="1"/>
-    <w:lsdException w:name="Hashtag" w:semiHidden="1" w:unhideWhenUsed="1"/>
-    <w:lsdException w:name="Unresolved Mention" w:semiHidden="1" w:unhideWhenUsed="1"/>
-    <w:lsdException w:name="Smart Link" w:semiHidden="1" w:unhideWhenUsed="1"/>
   </w:latentStyles>
   <w:style w:type="paragraph" w:default="1" w:styleId="a">
     <w:name w:val="Normal"/>

--- a/Unsorted/Пушкин/до войны/1. Пушкин до войны.docx
+++ b/Unsorted/Пушкин/до войны/1. Пушкин до войны.docx
@@ -1,6 +1,6 @@
 
 <file path=word/document.xml><?xml version="1.0" encoding="utf-8"?>
-<w:document xmlns:wpc="http://schemas.microsoft.com/office/word/2010/wordprocessingCanvas" xmlns:cx="http://schemas.microsoft.com/office/drawing/2014/chartex" xmlns:cx1="http://schemas.microsoft.com/office/drawing/2015/9/8/chartex" xmlns:mc="http://schemas.openxmlformats.org/markup-compatibility/2006" xmlns:o="urn:schemas-microsoft-com:office:office" xmlns:r="http://schemas.openxmlformats.org/officeDocument/2006/relationships" xmlns:m="http://schemas.openxmlformats.org/officeDocument/2006/math" xmlns:v="urn:schemas-microsoft-com:vml" xmlns:wp14="http://schemas.microsoft.com/office/word/2010/wordprocessingDrawing" xmlns:wp="http://schemas.openxmlformats.org/drawingml/2006/wordprocessingDrawing" xmlns:w10="urn:schemas-microsoft-com:office:word" xmlns:w="http://schemas.openxmlformats.org/wordprocessingml/2006/main" xmlns:w14="http://schemas.microsoft.com/office/word/2010/wordml" xmlns:w15="http://schemas.microsoft.com/office/word/2012/wordml" xmlns:w16se="http://schemas.microsoft.com/office/word/2015/wordml/symex" xmlns:wpg="http://schemas.microsoft.com/office/word/2010/wordprocessingGroup" xmlns:wpi="http://schemas.microsoft.com/office/word/2010/wordprocessingInk" xmlns:wne="http://schemas.microsoft.com/office/word/2006/wordml" xmlns:wps="http://schemas.microsoft.com/office/word/2010/wordprocessingShape" mc:Ignorable="w14 w15 w16se wp14">
+<w:document xmlns:wpc="http://schemas.microsoft.com/office/word/2010/wordprocessingCanvas" xmlns:cx="http://schemas.microsoft.com/office/drawing/2014/chartex" xmlns:cx1="http://schemas.microsoft.com/office/drawing/2015/9/8/chartex" xmlns:cx2="http://schemas.microsoft.com/office/drawing/2015/10/21/chartex" xmlns:cx3="http://schemas.microsoft.com/office/drawing/2016/5/9/chartex" xmlns:cx4="http://schemas.microsoft.com/office/drawing/2016/5/10/chartex" xmlns:cx5="http://schemas.microsoft.com/office/drawing/2016/5/11/chartex" xmlns:cx6="http://schemas.microsoft.com/office/drawing/2016/5/12/chartex" xmlns:cx7="http://schemas.microsoft.com/office/drawing/2016/5/13/chartex" xmlns:cx8="http://schemas.microsoft.com/office/drawing/2016/5/14/chartex" xmlns:mc="http://schemas.openxmlformats.org/markup-compatibility/2006" xmlns:aink="http://schemas.microsoft.com/office/drawing/2016/ink" xmlns:am3d="http://schemas.microsoft.com/office/drawing/2017/model3d" xmlns:o="urn:schemas-microsoft-com:office:office" xmlns:oel="http://schemas.microsoft.com/office/2019/extlst" xmlns:r="http://schemas.openxmlformats.org/officeDocument/2006/relationships" xmlns:m="http://schemas.openxmlformats.org/officeDocument/2006/math" xmlns:v="urn:schemas-microsoft-com:vml" xmlns:wp14="http://schemas.microsoft.com/office/word/2010/wordprocessingDrawing" xmlns:wp="http://schemas.openxmlformats.org/drawingml/2006/wordprocessingDrawing" xmlns:w10="urn:schemas-microsoft-com:office:word" xmlns:w="http://schemas.openxmlformats.org/wordprocessingml/2006/main" xmlns:w14="http://schemas.microsoft.com/office/word/2010/wordml" xmlns:w15="http://schemas.microsoft.com/office/word/2012/wordml" xmlns:w16cex="http://schemas.microsoft.com/office/word/2018/wordml/cex" xmlns:w16cid="http://schemas.microsoft.com/office/word/2016/wordml/cid" xmlns:w16="http://schemas.microsoft.com/office/word/2018/wordml" xmlns:w16du="http://schemas.microsoft.com/office/word/2023/wordml/word16du" xmlns:w16sdtdh="http://schemas.microsoft.com/office/word/2020/wordml/sdtdatahash" xmlns:w16sdtfl="http://schemas.microsoft.com/office/word/2024/wordml/sdtformatlock" xmlns:w16se="http://schemas.microsoft.com/office/word/2015/wordml/symex" xmlns:wpg="http://schemas.microsoft.com/office/word/2010/wordprocessingGroup" xmlns:wpi="http://schemas.microsoft.com/office/word/2010/wordprocessingInk" xmlns:wne="http://schemas.microsoft.com/office/word/2006/wordml" xmlns:wps="http://schemas.microsoft.com/office/word/2010/wordprocessingShape" mc:Ignorable="w14 w15 w16se w16cid w16 w16cex w16sdtdh w16sdtfl w16du wp14">
   <w:body>
     <w:p>
       <w:pPr>
@@ -383,8 +383,6 @@
         </w:rPr>
         <w:t xml:space="preserve">Д. </w:t>
       </w:r>
-      <w:bookmarkStart w:id="0" w:name="_GoBack"/>
-      <w:bookmarkEnd w:id="0"/>
       <w:r>
         <w:rPr>
           <w:rFonts w:ascii="Times New Roman" w:hAnsi="Times New Roman" w:cs="Times New Roman"/>
@@ -543,33 +541,15 @@
           <w:sz w:val="24"/>
           <w:szCs w:val="24"/>
         </w:rPr>
-        <w:br/>
-      </w:r>
-      <w:r>
-        <w:rPr>
-          <w:rFonts w:ascii="Times New Roman" w:hAnsi="Times New Roman" w:cs="Times New Roman"/>
-          <w:sz w:val="24"/>
-          <w:szCs w:val="24"/>
-        </w:rPr>
-        <w:t xml:space="preserve">в 1918 году Екатерининский и Александровский дворцы были открыты для посетителей как музеи. В 1920–1930-е годы здесь развернулась системная научная работа: создавались инвентарные описи, проводилась </w:t>
-      </w:r>
-      <w:proofErr w:type="spellStart"/>
-      <w:r>
-        <w:rPr>
-          <w:rFonts w:ascii="Times New Roman" w:hAnsi="Times New Roman" w:cs="Times New Roman"/>
-          <w:sz w:val="24"/>
-          <w:szCs w:val="24"/>
-        </w:rPr>
-        <w:t>фотофиксация</w:t>
-      </w:r>
-      <w:proofErr w:type="spellEnd"/>
-      <w:r>
-        <w:rPr>
-          <w:rFonts w:ascii="Times New Roman" w:hAnsi="Times New Roman" w:cs="Times New Roman"/>
-          <w:sz w:val="24"/>
-          <w:szCs w:val="24"/>
-        </w:rPr>
-        <w:t xml:space="preserve"> интерьеров, исследовались строительные и декоративные технологии XVIII–XIX веков.</w:t>
+        <w:t xml:space="preserve"> </w:t>
+      </w:r>
+      <w:r>
+        <w:rPr>
+          <w:rFonts w:ascii="Times New Roman" w:hAnsi="Times New Roman" w:cs="Times New Roman"/>
+          <w:sz w:val="24"/>
+          <w:szCs w:val="24"/>
+        </w:rPr>
+        <w:t>в 1918 году Екатерининский и Александровский дворцы были открыты для посетителей как музеи. В 1920–1930-е годы здесь развернулась системная научная работа: создавались инвентарные описи, проводилась фотофиксация интерьеров, исследовались строительные и декоративные технологии XVIII–XIX веков.</w:t>
       </w:r>
     </w:p>
     <w:p>
@@ -672,7 +652,7 @@
 </file>
 
 <file path=word/styles.xml><?xml version="1.0" encoding="utf-8"?>
-<w:styles xmlns:mc="http://schemas.openxmlformats.org/markup-compatibility/2006" xmlns:r="http://schemas.openxmlformats.org/officeDocument/2006/relationships" xmlns:w="http://schemas.openxmlformats.org/wordprocessingml/2006/main" xmlns:w14="http://schemas.microsoft.com/office/word/2010/wordml" xmlns:w15="http://schemas.microsoft.com/office/word/2012/wordml" xmlns:w16se="http://schemas.microsoft.com/office/word/2015/wordml/symex" mc:Ignorable="w14 w15 w16se">
+<w:styles xmlns:mc="http://schemas.openxmlformats.org/markup-compatibility/2006" xmlns:r="http://schemas.openxmlformats.org/officeDocument/2006/relationships" xmlns:w="http://schemas.openxmlformats.org/wordprocessingml/2006/main" xmlns:w14="http://schemas.microsoft.com/office/word/2010/wordml" xmlns:w15="http://schemas.microsoft.com/office/word/2012/wordml" xmlns:w16cex="http://schemas.microsoft.com/office/word/2018/wordml/cex" xmlns:w16cid="http://schemas.microsoft.com/office/word/2016/wordml/cid" xmlns:w16="http://schemas.microsoft.com/office/word/2018/wordml" xmlns:w16du="http://schemas.microsoft.com/office/word/2023/wordml/word16du" xmlns:w16sdtdh="http://schemas.microsoft.com/office/word/2020/wordml/sdtdatahash" xmlns:w16sdtfl="http://schemas.microsoft.com/office/word/2024/wordml/sdtformatlock" xmlns:w16se="http://schemas.microsoft.com/office/word/2015/wordml/symex" mc:Ignorable="w14 w15 w16se w16cid w16 w16cex w16sdtdh w16sdtfl w16du">
   <w:docDefaults>
     <w:rPrDefault>
       <w:rPr>
@@ -688,7 +668,7 @@
       </w:pPr>
     </w:pPrDefault>
   </w:docDefaults>
-  <w:latentStyles w:defLockedState="0" w:defUIPriority="99" w:defSemiHidden="0" w:defUnhideWhenUsed="0" w:defQFormat="0" w:count="371">
+  <w:latentStyles w:defLockedState="0" w:defUIPriority="99" w:defSemiHidden="0" w:defUnhideWhenUsed="0" w:defQFormat="0" w:count="376">
     <w:lsdException w:name="Normal" w:uiPriority="0" w:qFormat="1"/>
     <w:lsdException w:name="heading 1" w:uiPriority="9" w:qFormat="1"/>
     <w:lsdException w:name="heading 2" w:semiHidden="1" w:uiPriority="9" w:unhideWhenUsed="1" w:qFormat="1"/>
@@ -1060,6 +1040,11 @@
     <w:lsdException w:name="List Table 5 Dark Accent 6" w:uiPriority="50"/>
     <w:lsdException w:name="List Table 6 Colorful Accent 6" w:uiPriority="51"/>
     <w:lsdException w:name="List Table 7 Colorful Accent 6" w:uiPriority="52"/>
+    <w:lsdException w:name="Mention" w:semiHidden="1" w:unhideWhenUsed="1"/>
+    <w:lsdException w:name="Smart Hyperlink" w:semiHidden="1" w:unhideWhenUsed="1"/>
+    <w:lsdException w:name="Hashtag" w:semiHidden="1" w:unhideWhenUsed="1"/>
+    <w:lsdException w:name="Unresolved Mention" w:semiHidden="1" w:unhideWhenUsed="1"/>
+    <w:lsdException w:name="Smart Link" w:semiHidden="1" w:unhideWhenUsed="1"/>
   </w:latentStyles>
   <w:style w:type="paragraph" w:default="1" w:styleId="a">
     <w:name w:val="Normal"/>
